--- a/docs/session-2026-06-05.docx
+++ b/docs/session-2026-06-05.docx
@@ -984,7 +984,7 @@
         <w:pStyle w:val="Heading2"/>
       </w:pPr>
       <w:r>
-        <w:t xml:space="preserve">Next</w:t>
+        <w:t xml:space="preserve">Afternoon: refactor into the speechlab package</w:t>
       </w:r>
     </w:p>
     <w:p>
@@ -992,7 +992,83 @@
         <w:spacing w:after="80"/>
       </w:pPr>
       <w:r>
-        <w:t xml:space="preserve">Refactor fluency_features, mtld and the evaluation helpers into src/ modules with pytest fixtures, then scale to the full dev set (3,249 responses), where the prosody and WER–proficiency questions get a real sample size.</w:t>
+        <w:t xml:space="preserve">With two notebooks of duplicated helpers, I extracted the proven code into a proper src-layout package (src/speechlab/): data (corpus loading, the notebook-01 stratified sampler), asr (transcription with a resumable JSON cache, STM parsing, lenient/strict WER), acoustic_features (fluency from word timestamps, prosody via parselmouth), text_features (token normalisation, TTR, MTLD) and evaluation (grid snapping, the five-metric scorer report). Heavy imports (faster-whisper, jiwer, parselmouth) are lazy, so the package imports cleanly in any context. Notebooks 01 and 02 stay frozen as session records; new work imports the package.</w:t>
+      </w:r>
+    </w:p>
+    <w:p>
+      <w:pPr>
+        <w:spacing w:after="80"/>
+      </w:pPr>
+      <w:r>
+        <w:t xml:space="preserve">Two quality gates before committing:</w:t>
+      </w:r>
+    </w:p>
+    <w:p>
+      <w:pPr>
+        <w:pStyle w:val="ListParagraph"/>
+        <w:numPr>
+          <w:ilvl w:val="0"/>
+          <w:numId w:val="3"/>
+        </w:numPr>
+        <w:spacing w:after="80"/>
+      </w:pPr>
+      <w:r>
+        <w:rPr>
+          <w:b/>
+          <w:bCs/>
+          <w:i w:val="false"/>
+          <w:iCs w:val="false"/>
+        </w:rPr>
+        <w:t xml:space="preserve">A 23-test pytest suite on entirely synthetic fixtures</w:t>
+      </w:r>
+      <w:r>
+        <w:t xml:space="preserve"> — generated sine waves for prosody (the 220 Hz tone must come back as f0 ≈ 220), hand-written STM text, known-value MTLD and QWK cases. No corpus data appears in tests, keeping the licence boundary intact.</w:t>
+      </w:r>
+    </w:p>
+    <w:p>
+      <w:pPr>
+        <w:pStyle w:val="ListParagraph"/>
+        <w:numPr>
+          <w:ilvl w:val="0"/>
+          <w:numId w:val="3"/>
+        </w:numPr>
+        <w:spacing w:after="80"/>
+      </w:pPr>
+      <w:r>
+        <w:rPr>
+          <w:b/>
+          <w:bCs/>
+          <w:i w:val="false"/>
+          <w:iCs w:val="false"/>
+        </w:rPr>
+        <w:t xml:space="preserve">An equivalence check</w:t>
+      </w:r>
+      <w:r>
+        <w:t xml:space="preserve">: the package reproduces notebook 02’s results (QWK 0.621 / 0.647 / 0.644) to the third decimal — the refactor changed structure, not behaviour.</w:t>
+      </w:r>
+    </w:p>
+    <w:p>
+      <w:pPr>
+        <w:spacing w:after="80"/>
+      </w:pPr>
+      <w:r>
+        <w:t xml:space="preserve">The tests immediately earned their keep: MTLD returned 0 for text so diverse it never completes a factor — maximally diverse text scored as minimally diverse. Unreachable on real speech (function words always repeat), so notebook 02’s numbers stand, but the boundary is now correct (caps at text length) and pinned by a test.</w:t>
+      </w:r>
+    </w:p>
+    <w:p>
+      <w:pPr>
+        <w:pStyle w:val="Heading2"/>
+      </w:pPr>
+      <w:r>
+        <w:t xml:space="preserve">Scaling started</w:t>
+      </w:r>
+    </w:p>
+    <w:p>
+      <w:pPr>
+        <w:spacing w:after="80"/>
+      </w:pPr>
+      <w:r>
+        <w:t xml:space="preserve">scripts/transcribe_dev.py is transcribing all 5,616 scored dev responses (resumable per-part JSON cache, long-turn parts P3/P4 first) — several hours of CPU time running in the background. Notebook 03 picks this up: full-dev-set models, text features, Random Forest and MLP against the Ridge baseline.</w:t>
       </w:r>
     </w:p>
     <w:sectPr>
@@ -1203,6 +1279,12 @@
   </w:num>
   <w:num w:numId="2">
     <w:abstractNumId w:val="3"/>
+    <w:lvlOverride w:ilvl="0">
+      <w:startOverride w:val="1"/>
+    </w:lvlOverride>
+  </w:num>
+  <w:num w:numId="3">
+    <w:abstractNumId w:val="2"/>
     <w:lvlOverride w:ilvl="0">
       <w:startOverride w:val="1"/>
     </w:lvlOverride>

--- a/docs/session-2026-06-05.docx
+++ b/docs/session-2026-06-05.docx
@@ -1068,7 +1068,185 @@
         <w:spacing w:after="80"/>
       </w:pPr>
       <w:r>
-        <w:t xml:space="preserve">scripts/transcribe_dev.py is transcribing all 5,616 scored dev responses (resumable per-part JSON cache, long-turn parts P3/P4 first) — several hours of CPU time running in the background. Notebook 03 picks this up: full-dev-set models, text features, Random Forest and MLP against the Ridge baseline.</w:t>
+        <w:t xml:space="preserve">scripts/transcribe_dev.py is transcribing all 5,616 scored dev responses (resumable per-part JSON cache, long-turn parts P3/P4 first) — several hours of CPU time running in the background.</w:t>
+      </w:r>
+    </w:p>
+    <w:p>
+      <w:pPr>
+        <w:pStyle w:val="Heading2"/>
+      </w:pPr>
+      <w:r>
+        <w:t xml:space="preserve">Full-scale models (notebook 03)</w:t>
+      </w:r>
+    </w:p>
+    <w:p>
+      <w:pPr>
+        <w:spacing w:after="80"/>
+      </w:pPr>
+      <w:r>
+        <w:t xml:space="preserve">With P3 and P4 fully transcribed (876 responses, 438 speakers), notebook 03 re-ran the modelling honestly at scale. Two methodological decisions define it:</w:t>
+      </w:r>
+    </w:p>
+    <w:p>
+      <w:pPr>
+        <w:pStyle w:val="ListParagraph"/>
+        <w:numPr>
+          <w:ilvl w:val="0"/>
+          <w:numId w:val="3"/>
+        </w:numPr>
+        <w:spacing w:after="80"/>
+      </w:pPr>
+      <w:r>
+        <w:rPr>
+          <w:b/>
+          <w:bCs/>
+          <w:i w:val="false"/>
+          <w:iCs w:val="false"/>
+        </w:rPr>
+        <w:t xml:space="preserve">Speaker-grouped cross-validation.</w:t>
+      </w:r>
+      <w:r>
+        <w:t xml:space="preserve"> Every speaker contributes two responses, so random folds leak speaker identity between train and test. All headline numbers use GroupKFold by speaker — and I measured the leakage rather than assuming it: naive folds inflate Ridge by just +0.015 QWK and Random Forest by nothing. The grouped protocol stays because it is the correct design; the null result itself says these features barely fingerprint speakers beyond proficiency.</w:t>
+      </w:r>
+    </w:p>
+    <w:p>
+      <w:pPr>
+        <w:pStyle w:val="ListParagraph"/>
+        <w:numPr>
+          <w:ilvl w:val="0"/>
+          <w:numId w:val="3"/>
+        </w:numPr>
+        <w:spacing w:after="80"/>
+      </w:pPr>
+      <w:r>
+        <w:rPr>
+          <w:b/>
+          <w:bCs/>
+          <w:i w:val="false"/>
+          <w:iCs w:val="false"/>
+        </w:rPr>
+        <w:t xml:space="preserve">Scale as a correction.</w:t>
+      </w:r>
+      <w:r>
+        <w:t xml:space="preserve"> The 100-sample results were optimistic: the same P3 task drops from QWK 0.647 (n=100) to 0.604 (n=438), and the pooled headline is </w:t>
+      </w:r>
+      <w:r>
+        <w:rPr>
+          <w:b/>
+          <w:bCs/>
+          <w:i w:val="false"/>
+          <w:iCs w:val="false"/>
+        </w:rPr>
+        <w:t xml:space="preserve">Random Forest QWK 0.558</w:t>
+      </w:r>
+      <w:r>
+        <w:t xml:space="preserve"> (Ridge 0.548). I updated the public README accordingly — reporting the flattering number when the honest one exists would defeat the project’s purpose.</w:t>
+      </w:r>
+    </w:p>
+    <w:p>
+      <w:pPr>
+        <w:spacing w:after="80"/>
+      </w:pPr>
+      <w:r>
+        <w:t xml:space="preserve">A small PyTorch MLP (built as a scikit-learn-compatible regressor in speechlab.scoring_models, seeded and tested) lost outright at this scale — an honest null kept in the table. P4 proved systematically harder to score than P3 (QWK 0.50 vs 0.60, same features and speakers).</w:t>
+      </w:r>
+    </w:p>
+    <w:p>
+      <w:pPr>
+        <w:pStyle w:val="Heading2"/>
+      </w:pPr>
+      <w:r>
+        <w:t xml:space="preserve">Error analysis and fairness (notebook 04)</w:t>
+      </w:r>
+    </w:p>
+    <w:p>
+      <w:pPr>
+        <w:spacing w:after="80"/>
+      </w:pPr>
+      <w:r>
+        <w:t xml:space="preserve">The evaluation-science core of the project:</w:t>
+      </w:r>
+    </w:p>
+    <w:p>
+      <w:pPr>
+        <w:pStyle w:val="ListParagraph"/>
+        <w:numPr>
+          <w:ilvl w:val="0"/>
+          <w:numId w:val="3"/>
+        </w:numPr>
+        <w:spacing w:after="80"/>
+      </w:pPr>
+      <w:r>
+        <w:rPr>
+          <w:b/>
+          <w:bCs/>
+          <w:i w:val="false"/>
+          <w:iCs w:val="false"/>
+        </w:rPr>
+        <w:t xml:space="preserve">Band compression, measured directionally.</w:t>
+      </w:r>
+      <w:r>
+        <w:t xml:space="preserve"> Band 2 is over-scored by +0.96 on average — every band-2 response — and band 5 under-scored by −0.70, while band 4 is near-calibrated. The scorer flatters exactly the candidates who should fail. Operational agreement: 34% exact, 81.5% within half a band, 97.7% within one band.</w:t>
+      </w:r>
+    </w:p>
+    <w:p>
+      <w:pPr>
+        <w:pStyle w:val="ListParagraph"/>
+        <w:numPr>
+          <w:ilvl w:val="0"/>
+          <w:numId w:val="3"/>
+        </w:numPr>
+        <w:spacing w:after="80"/>
+      </w:pPr>
+      <w:r>
+        <w:rPr>
+          <w:b/>
+          <w:bCs/>
+          <w:i w:val="false"/>
+          <w:iCs w:val="false"/>
+        </w:rPr>
+        <w:t xml:space="preserve">The ASR-propagation alarm resolved.</w:t>
+      </w:r>
+      <w:r>
+        <w:t xml:space="preserve"> Notebook 02 found WER rising as proficiency falls; notebook 04 finds raw WER correlates with signed scoring error (r = +0.15, p = .0002) — but the partial correlation controlling for proficiency is −0.01 (p = .75). Bad transcription does not independently bias scores; the apparent effect was proficiency in disguise. Raising an alarm in one notebook and resolving it with a partial correlation in the next is the precise skill this lab exists to demonstrate.</w:t>
+      </w:r>
+    </w:p>
+    <w:p>
+      <w:pPr>
+        <w:pStyle w:val="ListParagraph"/>
+        <w:numPr>
+          <w:ilvl w:val="0"/>
+          <w:numId w:val="3"/>
+        </w:numPr>
+        <w:spacing w:after="80"/>
+      </w:pPr>
+      <w:r>
+        <w:rPr>
+          <w:b/>
+          <w:bCs/>
+          <w:i w:val="false"/>
+          <w:iCs w:val="false"/>
+        </w:rPr>
+        <w:t xml:space="preserve">Fairness slices the corpus supports</w:t>
+      </w:r>
+      <w:r>
+        <w:t xml:space="preserve">: audio quality is reassuringly flat (Q3/Q4/Q5 MAEs within 0.08, though thin — no Q2/QX in the gold-covered subset); part parity holds on error size but not ranking; per-speaker error has a long tail (median 0.39, 90th percentile 0.83, worst 1.71). No L1 metadata exists, so L1 fairness is documented as a limitation rather than silently skipped.</w:t>
+      </w:r>
+    </w:p>
+    <w:p>
+      <w:pPr>
+        <w:pStyle w:val="Heading2"/>
+      </w:pPr>
+      <w:r>
+        <w:t xml:space="preserve">Next</w:t>
+      </w:r>
+    </w:p>
+    <w:p>
+      <w:pPr>
+        <w:spacing w:after="80"/>
+      </w:pPr>
+      <w:r>
+        <w:t xml:space="preserve">The written deliverables — reports/model_card.md and reports/evaluation_report.md — assembled from the four notebooks. Then, as extensions: LLM-derived text features (pending API access), P1/P5 short responses (transcription still running), wav2vec2 embeddings and SHAP as stretch goals.</w:t>
       </w:r>
     </w:p>
     <w:sectPr>

--- a/docs/session-2026-06-05.docx
+++ b/docs/session-2026-06-05.docx
@@ -1238,6 +1238,42 @@
         <w:pStyle w:val="Heading2"/>
       </w:pPr>
       <w:r>
+        <w:t xml:space="preserve">The deliverables (reports)</w:t>
+      </w:r>
+    </w:p>
+    <w:p>
+      <w:pPr>
+        <w:spacing w:after="80"/>
+      </w:pPr>
+      <w:r>
+        <w:t xml:space="preserve">I closed the core roadmap by writing the project’s actual product: reports/model_card.md (Mitchell et al. structure — intended use, metrics under speaker-grouped CV, four named failure modes, fairness with the L1 limitation stated) and reports/evaluation_report.md (executive summary of the five findings that outrank the headline, word-count-baseline framing, the band-compression analysis, the two-notebook ASR-propagation arc, threats to validity, recommendations). Every figure traces to a notebook output; aggregates only, per the licence rules.</w:t>
+      </w:r>
+    </w:p>
+    <w:p>
+      <w:pPr>
+        <w:spacing w:after="80"/>
+      </w:pPr>
+      <w:r>
+        <w:t xml:space="preserve">One framing decision I would defend in an interview: the evaluation report’s first recommendation is that any future model must be benchmarked against the </w:t>
+      </w:r>
+      <w:r>
+        <w:rPr>
+          <w:b/>
+          <w:bCs/>
+          <w:i w:val="false"/>
+          <w:iCs w:val="false"/>
+        </w:rPr>
+        <w:t xml:space="preserve">word-count baseline</w:t>
+      </w:r>
+      <w:r>
+        <w:t xml:space="preserve"> (QWK 0.500), not the mean predictor — because word count captures ~90% of the achievable agreement, and beating zero is not evidence of anything.</w:t>
+      </w:r>
+    </w:p>
+    <w:p>
+      <w:pPr>
+        <w:pStyle w:val="Heading2"/>
+      </w:pPr>
+      <w:r>
         <w:t xml:space="preserve">Next</w:t>
       </w:r>
     </w:p>
@@ -1246,7 +1282,7 @@
         <w:spacing w:after="80"/>
       </w:pPr>
       <w:r>
-        <w:t xml:space="preserve">The written deliverables — reports/model_card.md and reports/evaluation_report.md — assembled from the four notebooks. Then, as extensions: LLM-derived text features (pending API access), P1/P5 short responses (transcription still running), wav2vec2 embeddings and SHAP as stretch goals.</w:t>
+        <w:t xml:space="preserve">Extensions only: LLM-derived text features (pending API access), P1/P5 short responses and a thicker audio-quality slice once transcription completes, wav2vec2/SHAP stretch goals, and the project wrap-up (knowledge quiz, role mapping).</w:t>
       </w:r>
     </w:p>
     <w:sectPr>
